--- a/Foreground Masking/documentation/SEP_Interactive_Methodology_and_Parameters.docx
+++ b/Foreground Masking/documentation/SEP_Interactive_Methodology_and_Parameters.docx
@@ -77,7 +77,7 @@
     </w:p>
     <w:p>
       <w:r>
-        <w:t>SEP exposes the core Source Extractor source-detection workflow directly in Python. In this tool it is used to detect compact foreground or background contaminants in S4G galaxy images without calling an external SExtractor executable.</w:t>
+        <w:t>SEP exposes source-detection and segmentation tools directly in Python. In this tool it is used to detect compact foreground or background contaminants in S4G galaxy images without calling an external source-extraction executable.</w:t>
       </w:r>
     </w:p>
     <w:p>
@@ -1241,7 +1241,7 @@
         <w:spacing w:after="80"/>
       </w:pPr>
       <w:r>
-        <w:t>Bertin, E. and Arnouts, S. 1996, SExtractor: Software for source extraction, A&amp;AS, 117, 393-404.</w:t>
+        <w:t>Barbary, K. 2016, SEP: Source Extraction and Photometry in Python.</w:t>
       </w:r>
     </w:p>
     <w:sectPr>
@@ -1268,7 +1268,7 @@
         <w:color w:val="5A5A5A"/>
         <w:sz w:val="18"/>
       </w:rPr>
-      <w:t>Generated 2026-07-15</w:t>
+      <w:t>Generated 2026-07-19</w:t>
     </w:r>
   </w:p>
 </w:ftr>
